--- a/inst/rmd/style_template_snowbull_fr.docx
+++ b/inst/rmd/style_template_snowbull_fr.docx
@@ -73,12 +73,8 @@
           <w:lang w:val="fr-CA"/>
         </w:rPr>
         <w:sectPr>
-          <w:headerReference w:type="even" r:id="rId8"/>
-          <w:headerReference w:type="default" r:id="rId9"/>
-          <w:footerReference w:type="even" r:id="rId10"/>
-          <w:footerReference w:type="default" r:id="rId11"/>
-          <w:headerReference w:type="first" r:id="rId12"/>
-          <w:footerReference w:type="first" r:id="rId13"/>
+          <w:footerReference w:type="default" r:id="rId8"/>
+          <w:footerReference w:type="first" r:id="rId9"/>
           <w:pgSz w:w="12240" w:h="15840"/>
           <w:pgMar w:top="720" w:right="720" w:bottom="720" w:left="720" w:header="567" w:footer="567" w:gutter="0"/>
           <w:cols w:space="708"/>
@@ -1078,8 +1074,8 @@
       </w:pPr>
     </w:p>
     <w:sectPr>
-      <w:headerReference w:type="first" r:id="rId14"/>
-      <w:footerReference w:type="first" r:id="rId15"/>
+      <w:headerReference w:type="first" r:id="rId10"/>
+      <w:footerReference w:type="first" r:id="rId11"/>
       <w:pgSz w:w="12240" w:h="15840"/>
       <w:pgMar w:top="720" w:right="720" w:bottom="720" w:left="720" w:header="1247" w:footer="454" w:gutter="0"/>
       <w:cols w:space="708"/>
@@ -1116,16 +1112,6 @@
 </file>
 
 <file path=word/footer1.xml><?xml version="1.0" encoding="utf-8"?>
-<w:ftr xmlns:wpc="http://schemas.microsoft.com/office/word/2010/wordprocessingCanvas" xmlns:cx="http://schemas.microsoft.com/office/drawing/2014/chartex" xmlns:cx1="http://schemas.microsoft.com/office/drawing/2015/9/8/chartex" xmlns:cx2="http://schemas.microsoft.com/office/drawing/2015/10/21/chartex" xmlns:cx3="http://schemas.microsoft.com/office/drawing/2016/5/9/chartex" xmlns:cx4="http://schemas.microsoft.com/office/drawing/2016/5/10/chartex" xmlns:cx5="http://schemas.microsoft.com/office/drawing/2016/5/11/chartex" xmlns:cx6="http://schemas.microsoft.com/office/drawing/2016/5/12/chartex" xmlns:cx7="http://schemas.microsoft.com/office/drawing/2016/5/13/chartex" xmlns:cx8="http://schemas.microsoft.com/office/drawing/2016/5/14/chartex" xmlns:mc="http://schemas.openxmlformats.org/markup-compatibility/2006" xmlns:aink="http://schemas.microsoft.com/office/drawing/2016/ink" xmlns:am3d="http://schemas.microsoft.com/office/drawing/2017/model3d" xmlns:o="urn:schemas-microsoft-com:office:office" xmlns:oel="http://schemas.microsoft.com/office/2019/extlst" xmlns:r="http://schemas.openxmlformats.org/officeDocument/2006/relationships" xmlns:m="http://schemas.openxmlformats.org/officeDocument/2006/math" xmlns:v="urn:schemas-microsoft-com:vml" xmlns:wp14="http://schemas.microsoft.com/office/word/2010/wordprocessingDrawing" xmlns:wp="http://schemas.openxmlformats.org/drawingml/2006/wordprocessingDrawing" xmlns:w10="urn:schemas-microsoft-com:office:word" xmlns:w="http://schemas.openxmlformats.org/wordprocessingml/2006/main" xmlns:w14="http://schemas.microsoft.com/office/word/2010/wordml" xmlns:w15="http://schemas.microsoft.com/office/word/2012/wordml" xmlns:w16cex="http://schemas.microsoft.com/office/word/2018/wordml/cex" xmlns:w16cid="http://schemas.microsoft.com/office/word/2016/wordml/cid" xmlns:w16="http://schemas.microsoft.com/office/word/2018/wordml" xmlns:w16du="http://schemas.microsoft.com/office/word/2023/wordml/word16du" xmlns:w16sdtdh="http://schemas.microsoft.com/office/word/2020/wordml/sdtdatahash" xmlns:w16sdtfl="http://schemas.microsoft.com/office/word/2024/wordml/sdtformatlock" xmlns:w16se="http://schemas.microsoft.com/office/word/2015/wordml/symex" xmlns:wpg="http://schemas.microsoft.com/office/word/2010/wordprocessingGroup" xmlns:wpi="http://schemas.microsoft.com/office/word/2010/wordprocessingInk" xmlns:wne="http://schemas.microsoft.com/office/word/2006/wordml" xmlns:wps="http://schemas.microsoft.com/office/word/2010/wordprocessingShape" mc:Ignorable="w14 w15 w16se w16cid w16 w16cex w16sdtdh w16sdtfl w16du wp14">
-  <w:p>
-    <w:pPr>
-      <w:pStyle w:val="Footer"/>
-    </w:pPr>
-  </w:p>
-</w:ftr>
-</file>
-
-<file path=word/footer2.xml><?xml version="1.0" encoding="utf-8"?>
 <w:ftr xmlns:wpc="http://schemas.microsoft.com/office/word/2010/wordprocessingCanvas" xmlns:cx="http://schemas.microsoft.com/office/drawing/2014/chartex" xmlns:cx1="http://schemas.microsoft.com/office/drawing/2015/9/8/chartex" xmlns:cx2="http://schemas.microsoft.com/office/drawing/2015/10/21/chartex" xmlns:cx3="http://schemas.microsoft.com/office/drawing/2016/5/9/chartex" xmlns:cx4="http://schemas.microsoft.com/office/drawing/2016/5/10/chartex" xmlns:cx5="http://schemas.microsoft.com/office/drawing/2016/5/11/chartex" xmlns:cx6="http://schemas.microsoft.com/office/drawing/2016/5/12/chartex" xmlns:cx7="http://schemas.microsoft.com/office/drawing/2016/5/13/chartex" xmlns:cx8="http://schemas.microsoft.com/office/drawing/2016/5/14/chartex" xmlns:mc="http://schemas.openxmlformats.org/markup-compatibility/2006" xmlns:aink="http://schemas.microsoft.com/office/drawing/2016/ink" xmlns:am3d="http://schemas.microsoft.com/office/drawing/2017/model3d" xmlns:o="urn:schemas-microsoft-com:office:office" xmlns:oel="http://schemas.microsoft.com/office/2019/extlst" xmlns:r="http://schemas.openxmlformats.org/officeDocument/2006/relationships" xmlns:m="http://schemas.openxmlformats.org/officeDocument/2006/math" xmlns:v="urn:schemas-microsoft-com:vml" xmlns:wp14="http://schemas.microsoft.com/office/word/2010/wordprocessingDrawing" xmlns:wp="http://schemas.openxmlformats.org/drawingml/2006/wordprocessingDrawing" xmlns:w10="urn:schemas-microsoft-com:office:word" xmlns:w="http://schemas.openxmlformats.org/wordprocessingml/2006/main" xmlns:w14="http://schemas.microsoft.com/office/word/2010/wordml" xmlns:w15="http://schemas.microsoft.com/office/word/2012/wordml" xmlns:w16cex="http://schemas.microsoft.com/office/word/2018/wordml/cex" xmlns:w16cid="http://schemas.microsoft.com/office/word/2016/wordml/cid" xmlns:w16="http://schemas.microsoft.com/office/word/2018/wordml" xmlns:w16du="http://schemas.microsoft.com/office/word/2023/wordml/word16du" xmlns:w16sdtdh="http://schemas.microsoft.com/office/word/2020/wordml/sdtdatahash" xmlns:w16sdtfl="http://schemas.microsoft.com/office/word/2024/wordml/sdtformatlock" xmlns:w16se="http://schemas.microsoft.com/office/word/2015/wordml/symex" xmlns:wpg="http://schemas.microsoft.com/office/word/2010/wordprocessingGroup" xmlns:wpi="http://schemas.microsoft.com/office/word/2010/wordprocessingInk" xmlns:wne="http://schemas.microsoft.com/office/word/2006/wordml" xmlns:wps="http://schemas.microsoft.com/office/word/2010/wordprocessingShape" mc:Ignorable="w14 w15 w16se w16cid w16 w16cex w16sdtdh w16sdtfl w16du wp14">
   <w:sdt>
     <w:sdtPr>
@@ -1173,7 +1159,7 @@
 </w:ftr>
 </file>
 
-<file path=word/footer3.xml><?xml version="1.0" encoding="utf-8"?>
+<file path=word/footer2.xml><?xml version="1.0" encoding="utf-8"?>
 <w:ftr xmlns:wpc="http://schemas.microsoft.com/office/word/2010/wordprocessingCanvas" xmlns:cx="http://schemas.microsoft.com/office/drawing/2014/chartex" xmlns:cx1="http://schemas.microsoft.com/office/drawing/2015/9/8/chartex" xmlns:cx2="http://schemas.microsoft.com/office/drawing/2015/10/21/chartex" xmlns:cx3="http://schemas.microsoft.com/office/drawing/2016/5/9/chartex" xmlns:cx4="http://schemas.microsoft.com/office/drawing/2016/5/10/chartex" xmlns:cx5="http://schemas.microsoft.com/office/drawing/2016/5/11/chartex" xmlns:cx6="http://schemas.microsoft.com/office/drawing/2016/5/12/chartex" xmlns:cx7="http://schemas.microsoft.com/office/drawing/2016/5/13/chartex" xmlns:cx8="http://schemas.microsoft.com/office/drawing/2016/5/14/chartex" xmlns:mc="http://schemas.openxmlformats.org/markup-compatibility/2006" xmlns:aink="http://schemas.microsoft.com/office/drawing/2016/ink" xmlns:am3d="http://schemas.microsoft.com/office/drawing/2017/model3d" xmlns:o="urn:schemas-microsoft-com:office:office" xmlns:oel="http://schemas.microsoft.com/office/2019/extlst" xmlns:r="http://schemas.openxmlformats.org/officeDocument/2006/relationships" xmlns:m="http://schemas.openxmlformats.org/officeDocument/2006/math" xmlns:v="urn:schemas-microsoft-com:vml" xmlns:wp14="http://schemas.microsoft.com/office/word/2010/wordprocessingDrawing" xmlns:wp="http://schemas.openxmlformats.org/drawingml/2006/wordprocessingDrawing" xmlns:w10="urn:schemas-microsoft-com:office:word" xmlns:w="http://schemas.openxmlformats.org/wordprocessingml/2006/main" xmlns:w14="http://schemas.microsoft.com/office/word/2010/wordml" xmlns:w15="http://schemas.microsoft.com/office/word/2012/wordml" xmlns:w16cex="http://schemas.microsoft.com/office/word/2018/wordml/cex" xmlns:w16cid="http://schemas.microsoft.com/office/word/2016/wordml/cid" xmlns:w16="http://schemas.microsoft.com/office/word/2018/wordml" xmlns:w16du="http://schemas.microsoft.com/office/word/2023/wordml/word16du" xmlns:w16sdtdh="http://schemas.microsoft.com/office/word/2020/wordml/sdtdatahash" xmlns:w16sdtfl="http://schemas.microsoft.com/office/word/2024/wordml/sdtformatlock" xmlns:w16se="http://schemas.microsoft.com/office/word/2015/wordml/symex" xmlns:wpg="http://schemas.microsoft.com/office/word/2010/wordprocessingGroup" xmlns:wpi="http://schemas.microsoft.com/office/word/2010/wordprocessingInk" xmlns:wne="http://schemas.microsoft.com/office/word/2006/wordml" xmlns:wps="http://schemas.microsoft.com/office/word/2010/wordprocessingShape" mc:Ignorable="w14 w15 w16se w16cid w16 w16cex w16sdtdh w16sdtfl w16du wp14">
   <w:p>
     <w:pPr>
@@ -1212,7 +1198,13 @@
       <w:rPr>
         <w:lang w:val="fr-CA"/>
       </w:rPr>
-      <w:t>Direction des ressources en eau</w:t>
+      <w:t>Sciences et intendance de l'eau</w:t>
+    </w:r>
+    <w:r>
+      <w:rPr>
+        <w:lang w:val="fr-CA"/>
+      </w:rPr>
+      <w:t xml:space="preserve"> </w:t>
     </w:r>
   </w:p>
   <w:p>
@@ -1260,7 +1252,7 @@
           <wp:extent cx="1592739" cy="651576"/>
           <wp:effectExtent l="0" t="0" r="0" b="0"/>
           <wp:wrapNone/>
-          <wp:docPr id="859599819" name="Picture 859599819" descr="https://yukonnect.gov.yk.ca/department/HPW/our-department/supply-services/queens-printer/Logo2018/GYWordmark_2018_RGB.png"/>
+          <wp:docPr id="1673070059" name="Picture 1673070059" descr="https://yukonnect.gov.yk.ca/department/HPW/our-department/supply-services/queens-printer/Logo2018/GYWordmark_2018_RGB.png"/>
           <wp:cNvGraphicFramePr>
             <a:graphicFrameLocks xmlns:a="http://schemas.openxmlformats.org/drawingml/2006/main" noChangeAspect="1"/>
           </wp:cNvGraphicFramePr>
@@ -1330,7 +1322,7 @@
 </w:ftr>
 </file>
 
-<file path=word/footer4.xml><?xml version="1.0" encoding="utf-8"?>
+<file path=word/footer3.xml><?xml version="1.0" encoding="utf-8"?>
 <w:ftr xmlns:wpc="http://schemas.microsoft.com/office/word/2010/wordprocessingCanvas" xmlns:cx="http://schemas.microsoft.com/office/drawing/2014/chartex" xmlns:cx1="http://schemas.microsoft.com/office/drawing/2015/9/8/chartex" xmlns:cx2="http://schemas.microsoft.com/office/drawing/2015/10/21/chartex" xmlns:cx3="http://schemas.microsoft.com/office/drawing/2016/5/9/chartex" xmlns:cx4="http://schemas.microsoft.com/office/drawing/2016/5/10/chartex" xmlns:cx5="http://schemas.microsoft.com/office/drawing/2016/5/11/chartex" xmlns:cx6="http://schemas.microsoft.com/office/drawing/2016/5/12/chartex" xmlns:cx7="http://schemas.microsoft.com/office/drawing/2016/5/13/chartex" xmlns:cx8="http://schemas.microsoft.com/office/drawing/2016/5/14/chartex" xmlns:mc="http://schemas.openxmlformats.org/markup-compatibility/2006" xmlns:aink="http://schemas.microsoft.com/office/drawing/2016/ink" xmlns:am3d="http://schemas.microsoft.com/office/drawing/2017/model3d" xmlns:o="urn:schemas-microsoft-com:office:office" xmlns:oel="http://schemas.microsoft.com/office/2019/extlst" xmlns:r="http://schemas.openxmlformats.org/officeDocument/2006/relationships" xmlns:m="http://schemas.openxmlformats.org/officeDocument/2006/math" xmlns:v="urn:schemas-microsoft-com:vml" xmlns:wp14="http://schemas.microsoft.com/office/word/2010/wordprocessingDrawing" xmlns:wp="http://schemas.openxmlformats.org/drawingml/2006/wordprocessingDrawing" xmlns:w10="urn:schemas-microsoft-com:office:word" xmlns:w="http://schemas.openxmlformats.org/wordprocessingml/2006/main" xmlns:w14="http://schemas.microsoft.com/office/word/2010/wordml" xmlns:w15="http://schemas.microsoft.com/office/word/2012/wordml" xmlns:w16cex="http://schemas.microsoft.com/office/word/2018/wordml/cex" xmlns:w16cid="http://schemas.microsoft.com/office/word/2016/wordml/cid" xmlns:w16="http://schemas.microsoft.com/office/word/2018/wordml" xmlns:w16du="http://schemas.microsoft.com/office/word/2023/wordml/word16du" xmlns:w16sdtdh="http://schemas.microsoft.com/office/word/2020/wordml/sdtdatahash" xmlns:w16sdtfl="http://schemas.microsoft.com/office/word/2024/wordml/sdtformatlock" xmlns:w16se="http://schemas.microsoft.com/office/word/2015/wordml/symex" xmlns:wpg="http://schemas.microsoft.com/office/word/2010/wordprocessingGroup" xmlns:wpi="http://schemas.microsoft.com/office/word/2010/wordprocessingInk" xmlns:wne="http://schemas.microsoft.com/office/word/2006/wordml" xmlns:wps="http://schemas.microsoft.com/office/word/2010/wordprocessingShape" mc:Ignorable="w14 w15 w16se w16cid w16 w16cex w16sdtdh w16sdtfl w16du wp14">
   <w:sdt>
     <w:sdtPr>
@@ -1425,36 +1417,6 @@
 </file>
 
 <file path=word/header1.xml><?xml version="1.0" encoding="utf-8"?>
-<w:hdr xmlns:wpc="http://schemas.microsoft.com/office/word/2010/wordprocessingCanvas" xmlns:cx="http://schemas.microsoft.com/office/drawing/2014/chartex" xmlns:cx1="http://schemas.microsoft.com/office/drawing/2015/9/8/chartex" xmlns:cx2="http://schemas.microsoft.com/office/drawing/2015/10/21/chartex" xmlns:cx3="http://schemas.microsoft.com/office/drawing/2016/5/9/chartex" xmlns:cx4="http://schemas.microsoft.com/office/drawing/2016/5/10/chartex" xmlns:cx5="http://schemas.microsoft.com/office/drawing/2016/5/11/chartex" xmlns:cx6="http://schemas.microsoft.com/office/drawing/2016/5/12/chartex" xmlns:cx7="http://schemas.microsoft.com/office/drawing/2016/5/13/chartex" xmlns:cx8="http://schemas.microsoft.com/office/drawing/2016/5/14/chartex" xmlns:mc="http://schemas.openxmlformats.org/markup-compatibility/2006" xmlns:aink="http://schemas.microsoft.com/office/drawing/2016/ink" xmlns:am3d="http://schemas.microsoft.com/office/drawing/2017/model3d" xmlns:o="urn:schemas-microsoft-com:office:office" xmlns:oel="http://schemas.microsoft.com/office/2019/extlst" xmlns:r="http://schemas.openxmlformats.org/officeDocument/2006/relationships" xmlns:m="http://schemas.openxmlformats.org/officeDocument/2006/math" xmlns:v="urn:schemas-microsoft-com:vml" xmlns:wp14="http://schemas.microsoft.com/office/word/2010/wordprocessingDrawing" xmlns:wp="http://schemas.openxmlformats.org/drawingml/2006/wordprocessingDrawing" xmlns:w10="urn:schemas-microsoft-com:office:word" xmlns:w="http://schemas.openxmlformats.org/wordprocessingml/2006/main" xmlns:w14="http://schemas.microsoft.com/office/word/2010/wordml" xmlns:w15="http://schemas.microsoft.com/office/word/2012/wordml" xmlns:w16cex="http://schemas.microsoft.com/office/word/2018/wordml/cex" xmlns:w16cid="http://schemas.microsoft.com/office/word/2016/wordml/cid" xmlns:w16="http://schemas.microsoft.com/office/word/2018/wordml" xmlns:w16du="http://schemas.microsoft.com/office/word/2023/wordml/word16du" xmlns:w16sdtdh="http://schemas.microsoft.com/office/word/2020/wordml/sdtdatahash" xmlns:w16sdtfl="http://schemas.microsoft.com/office/word/2024/wordml/sdtformatlock" xmlns:w16se="http://schemas.microsoft.com/office/word/2015/wordml/symex" xmlns:wpg="http://schemas.microsoft.com/office/word/2010/wordprocessingGroup" xmlns:wpi="http://schemas.microsoft.com/office/word/2010/wordprocessingInk" xmlns:wne="http://schemas.microsoft.com/office/word/2006/wordml" xmlns:wps="http://schemas.microsoft.com/office/word/2010/wordprocessingShape" mc:Ignorable="w14 w15 w16se w16cid w16 w16cex w16sdtdh w16sdtfl w16du wp14">
-  <w:p>
-    <w:pPr>
-      <w:pStyle w:val="Header"/>
-    </w:pPr>
-  </w:p>
-</w:hdr>
-</file>
-
-<file path=word/header2.xml><?xml version="1.0" encoding="utf-8"?>
-<w:hdr xmlns:wpc="http://schemas.microsoft.com/office/word/2010/wordprocessingCanvas" xmlns:cx="http://schemas.microsoft.com/office/drawing/2014/chartex" xmlns:cx1="http://schemas.microsoft.com/office/drawing/2015/9/8/chartex" xmlns:cx2="http://schemas.microsoft.com/office/drawing/2015/10/21/chartex" xmlns:cx3="http://schemas.microsoft.com/office/drawing/2016/5/9/chartex" xmlns:cx4="http://schemas.microsoft.com/office/drawing/2016/5/10/chartex" xmlns:cx5="http://schemas.microsoft.com/office/drawing/2016/5/11/chartex" xmlns:cx6="http://schemas.microsoft.com/office/drawing/2016/5/12/chartex" xmlns:cx7="http://schemas.microsoft.com/office/drawing/2016/5/13/chartex" xmlns:cx8="http://schemas.microsoft.com/office/drawing/2016/5/14/chartex" xmlns:mc="http://schemas.openxmlformats.org/markup-compatibility/2006" xmlns:aink="http://schemas.microsoft.com/office/drawing/2016/ink" xmlns:am3d="http://schemas.microsoft.com/office/drawing/2017/model3d" xmlns:o="urn:schemas-microsoft-com:office:office" xmlns:oel="http://schemas.microsoft.com/office/2019/extlst" xmlns:r="http://schemas.openxmlformats.org/officeDocument/2006/relationships" xmlns:m="http://schemas.openxmlformats.org/officeDocument/2006/math" xmlns:v="urn:schemas-microsoft-com:vml" xmlns:wp14="http://schemas.microsoft.com/office/word/2010/wordprocessingDrawing" xmlns:wp="http://schemas.openxmlformats.org/drawingml/2006/wordprocessingDrawing" xmlns:w10="urn:schemas-microsoft-com:office:word" xmlns:w="http://schemas.openxmlformats.org/wordprocessingml/2006/main" xmlns:w14="http://schemas.microsoft.com/office/word/2010/wordml" xmlns:w15="http://schemas.microsoft.com/office/word/2012/wordml" xmlns:w16cex="http://schemas.microsoft.com/office/word/2018/wordml/cex" xmlns:w16cid="http://schemas.microsoft.com/office/word/2016/wordml/cid" xmlns:w16="http://schemas.microsoft.com/office/word/2018/wordml" xmlns:w16du="http://schemas.microsoft.com/office/word/2023/wordml/word16du" xmlns:w16sdtdh="http://schemas.microsoft.com/office/word/2020/wordml/sdtdatahash" xmlns:w16sdtfl="http://schemas.microsoft.com/office/word/2024/wordml/sdtformatlock" xmlns:w16se="http://schemas.microsoft.com/office/word/2015/wordml/symex" xmlns:wpg="http://schemas.microsoft.com/office/word/2010/wordprocessingGroup" xmlns:wpi="http://schemas.microsoft.com/office/word/2010/wordprocessingInk" xmlns:wne="http://schemas.microsoft.com/office/word/2006/wordml" xmlns:wps="http://schemas.microsoft.com/office/word/2010/wordprocessingShape" mc:Ignorable="w14 w15 w16se w16cid w16 w16cex w16sdtdh w16sdtfl w16du wp14">
-  <w:p>
-    <w:pPr>
-      <w:pStyle w:val="Header"/>
-    </w:pPr>
-  </w:p>
-</w:hdr>
-</file>
-
-<file path=word/header3.xml><?xml version="1.0" encoding="utf-8"?>
-<w:hdr xmlns:wpc="http://schemas.microsoft.com/office/word/2010/wordprocessingCanvas" xmlns:cx="http://schemas.microsoft.com/office/drawing/2014/chartex" xmlns:cx1="http://schemas.microsoft.com/office/drawing/2015/9/8/chartex" xmlns:cx2="http://schemas.microsoft.com/office/drawing/2015/10/21/chartex" xmlns:cx3="http://schemas.microsoft.com/office/drawing/2016/5/9/chartex" xmlns:cx4="http://schemas.microsoft.com/office/drawing/2016/5/10/chartex" xmlns:cx5="http://schemas.microsoft.com/office/drawing/2016/5/11/chartex" xmlns:cx6="http://schemas.microsoft.com/office/drawing/2016/5/12/chartex" xmlns:cx7="http://schemas.microsoft.com/office/drawing/2016/5/13/chartex" xmlns:cx8="http://schemas.microsoft.com/office/drawing/2016/5/14/chartex" xmlns:mc="http://schemas.openxmlformats.org/markup-compatibility/2006" xmlns:aink="http://schemas.microsoft.com/office/drawing/2016/ink" xmlns:am3d="http://schemas.microsoft.com/office/drawing/2017/model3d" xmlns:o="urn:schemas-microsoft-com:office:office" xmlns:oel="http://schemas.microsoft.com/office/2019/extlst" xmlns:r="http://schemas.openxmlformats.org/officeDocument/2006/relationships" xmlns:m="http://schemas.openxmlformats.org/officeDocument/2006/math" xmlns:v="urn:schemas-microsoft-com:vml" xmlns:wp14="http://schemas.microsoft.com/office/word/2010/wordprocessingDrawing" xmlns:wp="http://schemas.openxmlformats.org/drawingml/2006/wordprocessingDrawing" xmlns:w10="urn:schemas-microsoft-com:office:word" xmlns:w="http://schemas.openxmlformats.org/wordprocessingml/2006/main" xmlns:w14="http://schemas.microsoft.com/office/word/2010/wordml" xmlns:w15="http://schemas.microsoft.com/office/word/2012/wordml" xmlns:w16cex="http://schemas.microsoft.com/office/word/2018/wordml/cex" xmlns:w16cid="http://schemas.microsoft.com/office/word/2016/wordml/cid" xmlns:w16="http://schemas.microsoft.com/office/word/2018/wordml" xmlns:w16du="http://schemas.microsoft.com/office/word/2023/wordml/word16du" xmlns:w16sdtdh="http://schemas.microsoft.com/office/word/2020/wordml/sdtdatahash" xmlns:w16sdtfl="http://schemas.microsoft.com/office/word/2024/wordml/sdtformatlock" xmlns:w16se="http://schemas.microsoft.com/office/word/2015/wordml/symex" xmlns:wpg="http://schemas.microsoft.com/office/word/2010/wordprocessingGroup" xmlns:wpi="http://schemas.microsoft.com/office/word/2010/wordprocessingInk" xmlns:wne="http://schemas.microsoft.com/office/word/2006/wordml" xmlns:wps="http://schemas.microsoft.com/office/word/2010/wordprocessingShape" mc:Ignorable="w14 w15 w16se w16cid w16 w16cex w16sdtdh w16sdtfl w16du wp14">
-  <w:p>
-    <w:pPr>
-      <w:pStyle w:val="Header"/>
-    </w:pPr>
-  </w:p>
-</w:hdr>
-</file>
-
-<file path=word/header4.xml><?xml version="1.0" encoding="utf-8"?>
 <w:hdr xmlns:wpc="http://schemas.microsoft.com/office/word/2010/wordprocessingCanvas" xmlns:cx="http://schemas.microsoft.com/office/drawing/2014/chartex" xmlns:cx1="http://schemas.microsoft.com/office/drawing/2015/9/8/chartex" xmlns:cx2="http://schemas.microsoft.com/office/drawing/2015/10/21/chartex" xmlns:cx3="http://schemas.microsoft.com/office/drawing/2016/5/9/chartex" xmlns:cx4="http://schemas.microsoft.com/office/drawing/2016/5/10/chartex" xmlns:cx5="http://schemas.microsoft.com/office/drawing/2016/5/11/chartex" xmlns:cx6="http://schemas.microsoft.com/office/drawing/2016/5/12/chartex" xmlns:cx7="http://schemas.microsoft.com/office/drawing/2016/5/13/chartex" xmlns:cx8="http://schemas.microsoft.com/office/drawing/2016/5/14/chartex" xmlns:mc="http://schemas.openxmlformats.org/markup-compatibility/2006" xmlns:aink="http://schemas.microsoft.com/office/drawing/2016/ink" xmlns:am3d="http://schemas.microsoft.com/office/drawing/2017/model3d" xmlns:o="urn:schemas-microsoft-com:office:office" xmlns:oel="http://schemas.microsoft.com/office/2019/extlst" xmlns:r="http://schemas.openxmlformats.org/officeDocument/2006/relationships" xmlns:m="http://schemas.openxmlformats.org/officeDocument/2006/math" xmlns:v="urn:schemas-microsoft-com:vml" xmlns:wp14="http://schemas.microsoft.com/office/word/2010/wordprocessingDrawing" xmlns:wp="http://schemas.openxmlformats.org/drawingml/2006/wordprocessingDrawing" xmlns:w10="urn:schemas-microsoft-com:office:word" xmlns:w="http://schemas.openxmlformats.org/wordprocessingml/2006/main" xmlns:w14="http://schemas.microsoft.com/office/word/2010/wordml" xmlns:w15="http://schemas.microsoft.com/office/word/2012/wordml" xmlns:w16cex="http://schemas.microsoft.com/office/word/2018/wordml/cex" xmlns:w16cid="http://schemas.microsoft.com/office/word/2016/wordml/cid" xmlns:w16="http://schemas.microsoft.com/office/word/2018/wordml" xmlns:w16du="http://schemas.microsoft.com/office/word/2023/wordml/word16du" xmlns:w16sdtdh="http://schemas.microsoft.com/office/word/2020/wordml/sdtdatahash" xmlns:w16sdtfl="http://schemas.microsoft.com/office/word/2024/wordml/sdtformatlock" xmlns:w16se="http://schemas.microsoft.com/office/word/2015/wordml/symex" xmlns:wpg="http://schemas.microsoft.com/office/word/2010/wordprocessingGroup" xmlns:wpi="http://schemas.microsoft.com/office/word/2010/wordprocessingInk" xmlns:wne="http://schemas.microsoft.com/office/word/2006/wordml" xmlns:wps="http://schemas.microsoft.com/office/word/2010/wordprocessingShape" mc:Ignorable="w14 w15 w16se w16cid w16 w16cex w16sdtdh w16sdtfl w16du wp14">
   <w:p>
     <w:pPr>
